--- a/docs/lanzamiento/RESUMEN_CTOS_CONSULTORAS_TECH.docx
+++ b/docs/lanzamiento/RESUMEN_CTOS_CONSULTORAS_TECH.docx
@@ -2,7 +2,7 @@
 <file path=word/document.xml><?xml version="1.0" encoding="utf-8"?>
 <w:document xmlns:w="http://schemas.openxmlformats.org/wordprocessingml/2006/main" xmlns:m="http://schemas.openxmlformats.org/officeDocument/2006/math" xmlns:r="http://schemas.openxmlformats.org/officeDocument/2006/relationships" xmlns:o="urn:schemas-microsoft-com:office:office" xmlns:v="urn:schemas-microsoft-com:vml" xmlns:w10="urn:schemas-microsoft-com:office:word" xmlns:a="http://schemas.openxmlformats.org/drawingml/2006/main" xmlns:pic="http://schemas.openxmlformats.org/drawingml/2006/picture" xmlns:wp="http://schemas.openxmlformats.org/drawingml/2006/wordprocessingDrawing">
   <w:body>
-    <w:bookmarkStart w:id="39" w:name="codeflowx---resumen-ejecutivo-para-ctos"/>
+    <w:bookmarkStart w:id="40" w:name="codeflowx---resumen-ejecutivo-para-ctos"/>
     <w:p>
       <w:pPr>
         <w:pStyle w:val="Heading1"/>
@@ -78,7 +78,7 @@
       </w:r>
     </w:p>
     <w:bookmarkEnd w:id="20"/>
-    <w:bookmarkStart w:id="25" w:name="X5ee0631bff2c9c5ea4221fc99d21b571c0bac3e"/>
+    <w:bookmarkStart w:id="26" w:name="X5ee0631bff2c9c5ea4221fc99d21b571c0bac3e"/>
     <w:p>
       <w:pPr>
         <w:pStyle w:val="Heading2"/>
@@ -589,7 +589,139 @@
       </w:r>
     </w:p>
     <w:bookmarkEnd w:id="23"/>
-    <w:bookmarkStart w:id="24" w:name="gobierno-integral-ciclo-vida-ia"/>
+    <w:bookmarkStart w:id="24" w:name="X397f2764693f2b45a55a7dbb096508bf1313a1a"/>
+    <w:p>
+      <w:pPr>
+        <w:pStyle w:val="Heading3"/>
+      </w:pPr>
+      <w:r>
+        <w:rPr>
+          <w:bCs/>
+          <w:b/>
+        </w:rPr>
+        <w:t xml:space="preserve">Alineación con Marcos de Referencia Complementarios</w:t>
+      </w:r>
+    </w:p>
+    <w:p>
+      <w:pPr>
+        <w:pStyle w:val="FirstParagraph"/>
+      </w:pPr>
+      <w:r>
+        <w:rPr>
+          <w:bCs/>
+          <w:b/>
+        </w:rPr>
+        <w:t xml:space="preserve">Normativa Europea:</w:t>
+      </w:r>
+      <w:r>
+        <w:t xml:space="preserve"> </w:t>
+      </w:r>
+      <w:r>
+        <w:t xml:space="preserve">- Reglamento (UE) 2016/679 (RGPD): Integración completa</w:t>
+      </w:r>
+      <w:r>
+        <w:t xml:space="preserve"> </w:t>
+      </w:r>
+      <w:r>
+        <w:t xml:space="preserve">- Directiva (UE) 2019/790: Derechos de autor (Art. 53.1.c GPAI)</w:t>
+      </w:r>
+    </w:p>
+    <w:p>
+      <w:pPr>
+        <w:pStyle w:val="BodyText"/>
+      </w:pPr>
+      <w:r>
+        <w:rPr>
+          <w:bCs/>
+          <w:b/>
+        </w:rPr>
+        <w:t xml:space="preserve">Estándares Internacionales ISO:</w:t>
+      </w:r>
+      <w:r>
+        <w:t xml:space="preserve"> </w:t>
+      </w:r>
+      <w:r>
+        <w:t xml:space="preserve">- ISO/IEC 42001:2023: Sistema de gestión de IA</w:t>
+      </w:r>
+      <w:r>
+        <w:t xml:space="preserve"> </w:t>
+      </w:r>
+      <w:r>
+        <w:t xml:space="preserve">- ISO/IEC 38507:2022: Gobernanza de TI para uso de IA en organizaciones</w:t>
+      </w:r>
+      <w:r>
+        <w:t xml:space="preserve"> </w:t>
+      </w:r>
+      <w:r>
+        <w:t xml:space="preserve">- ISO/IEC 23894:2023: Gestión de riesgos de IA</w:t>
+      </w:r>
+    </w:p>
+    <w:p>
+      <w:pPr>
+        <w:pStyle w:val="BodyText"/>
+      </w:pPr>
+      <w:r>
+        <w:rPr>
+          <w:bCs/>
+          <w:b/>
+        </w:rPr>
+        <w:t xml:space="preserve">Marcos de Referencia Complementarios:</w:t>
+      </w:r>
+      <w:r>
+        <w:t xml:space="preserve"> </w:t>
+      </w:r>
+      <w:r>
+        <w:t xml:space="preserve">- OECD AI Principles: IA innovadora, confiable y ética</w:t>
+      </w:r>
+      <w:r>
+        <w:t xml:space="preserve"> </w:t>
+      </w:r>
+      <w:r>
+        <w:t xml:space="preserve">- ICO UK Guidance: Transparencia, accountability y protección de datos en IA</w:t>
+      </w:r>
+      <w:r>
+        <w:t xml:space="preserve"> </w:t>
+      </w:r>
+      <w:r>
+        <w:t xml:space="preserve">- IEEE Ethically Aligned Design (EAD): Diseño alineado con valores humanos</w:t>
+      </w:r>
+    </w:p>
+    <w:p>
+      <w:pPr>
+        <w:pStyle w:val="BodyText"/>
+      </w:pPr>
+      <w:r>
+        <w:rPr>
+          <w:bCs/>
+          <w:b/>
+        </w:rPr>
+        <w:t xml:space="preserve">Cobertura:</w:t>
+      </w:r>
+      <w:r>
+        <w:t xml:space="preserve"> </w:t>
+      </w:r>
+      <w:r>
+        <w:t xml:space="preserve">CodeflowX implementa requisitos de</w:t>
+      </w:r>
+      <w:r>
+        <w:t xml:space="preserve"> </w:t>
+      </w:r>
+      <w:r>
+        <w:rPr>
+          <w:bCs/>
+          <w:b/>
+        </w:rPr>
+        <w:t xml:space="preserve">6 frameworks de cumplimiento</w:t>
+      </w:r>
+      <w:r>
+        <w:t xml:space="preserve"> </w:t>
+      </w:r>
+      <w:r>
+        <w:t xml:space="preserve">de forma integrada, no como herramientas aisladas</w:t>
+      </w:r>
+    </w:p>
+    <w:bookmarkEnd w:id="24"/>
+    <w:bookmarkStart w:id="25" w:name="gobierno-integral-ciclo-vida-ia"/>
     <w:p>
       <w:pPr>
         <w:pStyle w:val="Heading3"/>
@@ -767,9 +899,9 @@
         </w:pict>
       </w:r>
     </w:p>
-    <w:bookmarkEnd w:id="24"/>
     <w:bookmarkEnd w:id="25"/>
-    <w:bookmarkStart w:id="31" w:name="X336a1f49b63b181256ad88e7084e8201580aa57"/>
+    <w:bookmarkEnd w:id="26"/>
+    <w:bookmarkStart w:id="32" w:name="X336a1f49b63b181256ad88e7084e8201580aa57"/>
     <w:p>
       <w:pPr>
         <w:pStyle w:val="Heading2"/>
@@ -778,7 +910,7 @@
         <w:t xml:space="preserve">DIAPOSITIVA 2: MODELO DE PARTNER - TU BENEFICIO</w:t>
       </w:r>
     </w:p>
-    <w:bookmarkStart w:id="26" w:name="qué-ganas-como-partner-codeflowx"/>
+    <w:bookmarkStart w:id="27" w:name="qué-ganas-como-partner-codeflowx"/>
     <w:p>
       <w:pPr>
         <w:pStyle w:val="Heading3"/>
@@ -935,8 +1067,8 @@
         <w:t xml:space="preserve">- Account manager dedicado</w:t>
       </w:r>
     </w:p>
-    <w:bookmarkEnd w:id="26"/>
-    <w:bookmarkStart w:id="27" w:name="cómo-funciona-el-partner-program"/>
+    <w:bookmarkEnd w:id="27"/>
+    <w:bookmarkStart w:id="28" w:name="cómo-funciona-el-partner-program"/>
     <w:p>
       <w:pPr>
         <w:pStyle w:val="Heading3"/>
@@ -1039,8 +1171,8 @@
         <w:t xml:space="preserve">- Upsell servicios profesionales</w:t>
       </w:r>
     </w:p>
-    <w:bookmarkEnd w:id="27"/>
-    <w:bookmarkStart w:id="28" w:name="integración-técnica-con-tu-stack"/>
+    <w:bookmarkEnd w:id="28"/>
+    <w:bookmarkStart w:id="29" w:name="integración-técnica-con-tu-stack"/>
     <w:p>
       <w:pPr>
         <w:pStyle w:val="Heading3"/>
@@ -1167,8 +1299,8 @@
         <w:t xml:space="preserve">- Frontend: React, Next.js, Vue</w:t>
       </w:r>
     </w:p>
-    <w:bookmarkEnd w:id="28"/>
-    <w:bookmarkStart w:id="29" w:name="arquitectura-integración"/>
+    <w:bookmarkEnd w:id="29"/>
+    <w:bookmarkStart w:id="30" w:name="arquitectura-integración"/>
     <w:p>
       <w:pPr>
         <w:pStyle w:val="Heading3"/>
@@ -1277,8 +1409,8 @@
         <w:t xml:space="preserve">- Best of both worlds</w:t>
       </w:r>
     </w:p>
-    <w:bookmarkEnd w:id="29"/>
-    <w:bookmarkStart w:id="30" w:name="infraestructura-técnica-codeflowx"/>
+    <w:bookmarkEnd w:id="30"/>
+    <w:bookmarkStart w:id="31" w:name="infraestructura-técnica-codeflowx"/>
     <w:p>
       <w:pPr>
         <w:pStyle w:val="Heading3"/>
@@ -1520,9 +1652,9 @@
         </w:pict>
       </w:r>
     </w:p>
-    <w:bookmarkEnd w:id="30"/>
     <w:bookmarkEnd w:id="31"/>
-    <w:bookmarkStart w:id="37" w:name="diapositiva-3-casos-uso-programa-partner"/>
+    <w:bookmarkEnd w:id="32"/>
+    <w:bookmarkStart w:id="38" w:name="diapositiva-3-casos-uso-programa-partner"/>
     <w:p>
       <w:pPr>
         <w:pStyle w:val="Heading2"/>
@@ -1531,7 +1663,7 @@
         <w:t xml:space="preserve">DIAPOSITIVA 3: CASOS USO + PROGRAMA PARTNER</w:t>
       </w:r>
     </w:p>
-    <w:bookmarkStart w:id="32" w:name="Xbb5111e4196e1a2344df547dfb14670174362a2"/>
+    <w:bookmarkStart w:id="33" w:name="Xbb5111e4196e1a2344df547dfb14670174362a2"/>
     <w:p>
       <w:pPr>
         <w:pStyle w:val="Heading3"/>
@@ -1804,8 +1936,8 @@
         <w:t xml:space="preserve">- Agentes automatización tareas → Supervisión humana (Art. 14)</w:t>
       </w:r>
     </w:p>
-    <w:bookmarkEnd w:id="32"/>
-    <w:bookmarkStart w:id="33" w:name="Xa57f893390c7f0548dd387605151de91728b21a"/>
+    <w:bookmarkEnd w:id="33"/>
+    <w:bookmarkStart w:id="34" w:name="Xa57f893390c7f0548dd387605151de91728b21a"/>
     <w:p>
       <w:pPr>
         <w:pStyle w:val="Heading3"/>
@@ -2157,8 +2289,8 @@
         <w:t xml:space="preserve">70-80% tiempo compliance</w:t>
       </w:r>
     </w:p>
-    <w:bookmarkEnd w:id="33"/>
-    <w:bookmarkStart w:id="34" w:name="condiciones-partner-program"/>
+    <w:bookmarkEnd w:id="34"/>
+    <w:bookmarkStart w:id="35" w:name="condiciones-partner-program"/>
     <w:p>
       <w:pPr>
         <w:pStyle w:val="Heading3"/>
@@ -2285,8 +2417,8 @@
         <w:t xml:space="preserve">- Soporte ongoing (cobras tú retainer o incluido en licencia)</w:t>
       </w:r>
     </w:p>
-    <w:bookmarkEnd w:id="34"/>
-    <w:bookmarkStart w:id="35" w:name="timeline-urgencia-eu-ai-act"/>
+    <w:bookmarkEnd w:id="35"/>
+    <w:bookmarkStart w:id="36" w:name="timeline-urgencia-eu-ai-act"/>
     <w:p>
       <w:pPr>
         <w:pStyle w:val="Heading3"/>
@@ -2532,8 +2664,8 @@
         </w:pict>
       </w:r>
     </w:p>
-    <w:bookmarkEnd w:id="35"/>
-    <w:bookmarkStart w:id="36" w:name="próximos-pasos---convertirte-en-partner"/>
+    <w:bookmarkEnd w:id="36"/>
+    <w:bookmarkStart w:id="37" w:name="próximos-pasos---convertirte-en-partner"/>
     <w:p>
       <w:pPr>
         <w:pStyle w:val="Heading3"/>
@@ -2673,9 +2805,9 @@
         </w:pict>
       </w:r>
     </w:p>
-    <w:bookmarkEnd w:id="36"/>
     <w:bookmarkEnd w:id="37"/>
-    <w:bookmarkStart w:id="38" w:name="contacto-partner-program"/>
+    <w:bookmarkEnd w:id="38"/>
+    <w:bookmarkStart w:id="39" w:name="contacto-partner-program"/>
     <w:p>
       <w:pPr>
         <w:pStyle w:val="Heading2"/>
@@ -2789,8 +2921,8 @@
         <w:t xml:space="preserve">Partner Program - Crece con nosotros</w:t>
       </w:r>
     </w:p>
-    <w:bookmarkEnd w:id="38"/>
     <w:bookmarkEnd w:id="39"/>
+    <w:bookmarkEnd w:id="40"/>
     <w:sectPr/>
   </w:body>
 </w:document>
